--- a/cs10/python/s07_types.docx
+++ b/cs10/python/s07_types.docx
@@ -53,26 +53,12 @@
       <w:r>
         <w:t xml:space="preserve">: </w:t>
       </w:r>
-      <w:hyperlink r:id="rId6" w:anchor="cs_new/sp1/type">
+      <w:hyperlink r:id="rId6" w:anchor="cs/cs10/sp/type">
         <w:r>
           <w:rPr>
             <w:rStyle w:val="Hyperlink"/>
           </w:rPr>
-          <w:t>dmaccarthy.github.io/</w:t>
-        </w:r>
-        <w:proofErr w:type="gramStart"/>
-        <w:r>
-          <w:rPr>
-            <w:rStyle w:val="Hyperlink"/>
-          </w:rPr>
-          <w:t>sci/#</w:t>
-        </w:r>
-        <w:proofErr w:type="gramEnd"/>
-        <w:r>
-          <w:rPr>
-            <w:rStyle w:val="Hyperlink"/>
-          </w:rPr>
-          <w:t>cs_new/sp1/type</w:t>
+          <w:t>dmaccarthy.github.io/sci/#cs/cs10/sp/type</w:t>
         </w:r>
       </w:hyperlink>
     </w:p>
@@ -195,7 +181,6 @@
         <w:tc>
           <w:tcPr>
             <w:tcW w:w="2880" w:type="dxa"/>
-            <w:shd w:val="clear" w:color="auto" w:fill="auto"/>
             <w:tcMar>
               <w:top w:w="28" w:type="dxa"/>
               <w:left w:w="28" w:type="dxa"/>
@@ -223,7 +208,6 @@
         <w:tc>
           <w:tcPr>
             <w:tcW w:w="2205" w:type="dxa"/>
-            <w:shd w:val="clear" w:color="auto" w:fill="auto"/>
             <w:tcMar>
               <w:top w:w="28" w:type="dxa"/>
               <w:left w:w="28" w:type="dxa"/>
@@ -251,7 +235,6 @@
         <w:tc>
           <w:tcPr>
             <w:tcW w:w="4005" w:type="dxa"/>
-            <w:shd w:val="clear" w:color="auto" w:fill="auto"/>
             <w:tcMar>
               <w:top w:w="28" w:type="dxa"/>
               <w:left w:w="28" w:type="dxa"/>
@@ -284,7 +267,6 @@
         <w:tc>
           <w:tcPr>
             <w:tcW w:w="2880" w:type="dxa"/>
-            <w:shd w:val="clear" w:color="auto" w:fill="auto"/>
             <w:tcMar>
               <w:top w:w="28" w:type="dxa"/>
               <w:left w:w="28" w:type="dxa"/>
@@ -314,7 +296,6 @@
         <w:tc>
           <w:tcPr>
             <w:tcW w:w="2205" w:type="dxa"/>
-            <w:shd w:val="clear" w:color="auto" w:fill="auto"/>
             <w:tcMar>
               <w:top w:w="28" w:type="dxa"/>
               <w:left w:w="28" w:type="dxa"/>
@@ -336,7 +317,6 @@
         <w:tc>
           <w:tcPr>
             <w:tcW w:w="4005" w:type="dxa"/>
-            <w:shd w:val="clear" w:color="auto" w:fill="auto"/>
             <w:tcMar>
               <w:top w:w="28" w:type="dxa"/>
               <w:left w:w="28" w:type="dxa"/>
@@ -363,7 +343,6 @@
         <w:tc>
           <w:tcPr>
             <w:tcW w:w="2880" w:type="dxa"/>
-            <w:shd w:val="clear" w:color="auto" w:fill="auto"/>
             <w:tcMar>
               <w:top w:w="28" w:type="dxa"/>
               <w:left w:w="28" w:type="dxa"/>
@@ -393,7 +372,6 @@
         <w:tc>
           <w:tcPr>
             <w:tcW w:w="2205" w:type="dxa"/>
-            <w:shd w:val="clear" w:color="auto" w:fill="auto"/>
             <w:tcMar>
               <w:top w:w="28" w:type="dxa"/>
               <w:left w:w="28" w:type="dxa"/>
@@ -415,7 +393,6 @@
         <w:tc>
           <w:tcPr>
             <w:tcW w:w="4005" w:type="dxa"/>
-            <w:shd w:val="clear" w:color="auto" w:fill="auto"/>
             <w:tcMar>
               <w:top w:w="28" w:type="dxa"/>
               <w:left w:w="28" w:type="dxa"/>
@@ -442,7 +419,6 @@
         <w:tc>
           <w:tcPr>
             <w:tcW w:w="2880" w:type="dxa"/>
-            <w:shd w:val="clear" w:color="auto" w:fill="auto"/>
             <w:tcMar>
               <w:top w:w="28" w:type="dxa"/>
               <w:left w:w="28" w:type="dxa"/>
@@ -472,7 +448,6 @@
         <w:tc>
           <w:tcPr>
             <w:tcW w:w="2205" w:type="dxa"/>
-            <w:shd w:val="clear" w:color="auto" w:fill="auto"/>
             <w:tcMar>
               <w:top w:w="28" w:type="dxa"/>
               <w:left w:w="28" w:type="dxa"/>
@@ -494,7 +469,6 @@
         <w:tc>
           <w:tcPr>
             <w:tcW w:w="4005" w:type="dxa"/>
-            <w:shd w:val="clear" w:color="auto" w:fill="auto"/>
             <w:tcMar>
               <w:top w:w="28" w:type="dxa"/>
               <w:left w:w="28" w:type="dxa"/>
@@ -521,7 +495,6 @@
         <w:tc>
           <w:tcPr>
             <w:tcW w:w="2880" w:type="dxa"/>
-            <w:shd w:val="clear" w:color="auto" w:fill="auto"/>
             <w:tcMar>
               <w:top w:w="28" w:type="dxa"/>
               <w:left w:w="28" w:type="dxa"/>
@@ -551,7 +524,6 @@
         <w:tc>
           <w:tcPr>
             <w:tcW w:w="2205" w:type="dxa"/>
-            <w:shd w:val="clear" w:color="auto" w:fill="auto"/>
             <w:tcMar>
               <w:top w:w="28" w:type="dxa"/>
               <w:left w:w="28" w:type="dxa"/>
@@ -573,7 +545,6 @@
         <w:tc>
           <w:tcPr>
             <w:tcW w:w="4005" w:type="dxa"/>
-            <w:shd w:val="clear" w:color="auto" w:fill="auto"/>
             <w:tcMar>
               <w:top w:w="28" w:type="dxa"/>
               <w:left w:w="28" w:type="dxa"/>
@@ -600,7 +571,6 @@
         <w:tc>
           <w:tcPr>
             <w:tcW w:w="2880" w:type="dxa"/>
-            <w:shd w:val="clear" w:color="auto" w:fill="auto"/>
             <w:tcMar>
               <w:top w:w="28" w:type="dxa"/>
               <w:left w:w="28" w:type="dxa"/>
@@ -628,7 +598,6 @@
         <w:tc>
           <w:tcPr>
             <w:tcW w:w="2205" w:type="dxa"/>
-            <w:shd w:val="clear" w:color="auto" w:fill="auto"/>
             <w:tcMar>
               <w:top w:w="28" w:type="dxa"/>
               <w:left w:w="28" w:type="dxa"/>
@@ -650,7 +619,6 @@
         <w:tc>
           <w:tcPr>
             <w:tcW w:w="4005" w:type="dxa"/>
-            <w:shd w:val="clear" w:color="auto" w:fill="auto"/>
             <w:tcMar>
               <w:top w:w="28" w:type="dxa"/>
               <w:left w:w="28" w:type="dxa"/>
@@ -677,7 +645,6 @@
         <w:tc>
           <w:tcPr>
             <w:tcW w:w="2880" w:type="dxa"/>
-            <w:shd w:val="clear" w:color="auto" w:fill="auto"/>
             <w:tcMar>
               <w:top w:w="28" w:type="dxa"/>
               <w:left w:w="28" w:type="dxa"/>
@@ -707,7 +674,6 @@
         <w:tc>
           <w:tcPr>
             <w:tcW w:w="2205" w:type="dxa"/>
-            <w:shd w:val="clear" w:color="auto" w:fill="auto"/>
             <w:tcMar>
               <w:top w:w="28" w:type="dxa"/>
               <w:left w:w="28" w:type="dxa"/>
@@ -729,7 +695,6 @@
         <w:tc>
           <w:tcPr>
             <w:tcW w:w="4005" w:type="dxa"/>
-            <w:shd w:val="clear" w:color="auto" w:fill="auto"/>
             <w:tcMar>
               <w:top w:w="28" w:type="dxa"/>
               <w:left w:w="28" w:type="dxa"/>
@@ -773,14 +738,7 @@
           <w:rFonts w:ascii="Courier New" w:hAnsi="Courier New" w:cs="Courier New"/>
           <w:b/>
         </w:rPr>
-        <w:t>s</w:t>
-      </w:r>
-      <w:r>
-        <w:rPr>
-          <w:rFonts w:ascii="Courier New" w:hAnsi="Courier New" w:cs="Courier New"/>
-          <w:b/>
-        </w:rPr>
-        <w:t>07_test.py</w:t>
+        <w:t>s07_test.py</w:t>
       </w:r>
       <w:r>
         <w:t xml:space="preserve"> to check your answers to #3.</w:t>
